--- a/COMPOENTES_METODOLOGICOS/Objetivo general P.docx
+++ b/COMPOENTES_METODOLOGICOS/Objetivo general P.docx
@@ -242,11 +242,98 @@
           <w:szCs w:val="32"/>
         </w:rPr>
       </w:pPr>
-    </w:p>
-    <w:p>
-      <w:pPr>
-        <w:rPr>
-          <w:rFonts w:ascii="Times New Roman" w:hAnsi="Times New Roman" w:cs="Times New Roman"/>
+      <w:r>
+        <w:rPr>
+          <w:rFonts w:ascii="Times New Roman" w:hAnsi="Times New Roman" w:cs="Times New Roman"/>
+          <w:b/>
+          <w:bCs/>
+          <w:sz w:val="32"/>
+          <w:szCs w:val="32"/>
+        </w:rPr>
+        <w:t>Planteamiento del Problema</w:t>
+      </w:r>
+    </w:p>
+    <w:p>
+      <w:pPr>
+        <w:rPr>
+          <w:rFonts w:asciiTheme="majorHAnsi" w:hAnsiTheme="majorHAnsi" w:cstheme="majorHAnsi"/>
+        </w:rPr>
+      </w:pPr>
+      <w:r>
+        <w:rPr>
+          <w:rFonts w:asciiTheme="majorHAnsi" w:hAnsiTheme="majorHAnsi" w:cstheme="majorHAnsi"/>
+        </w:rPr>
+        <w:lastRenderedPageBreak/>
+        <w:t>muchas personas enfrentan dificultades al momento de recuperar mascotas y objetos perdidos, debido a la falta de herramientas centralizadas y confiables que permitan reportar y consultar información de manera rápida y segura.</w:t>
+      </w:r>
+    </w:p>
+    <w:p>
+      <w:pPr>
+        <w:rPr>
+          <w:rFonts w:asciiTheme="majorHAnsi" w:hAnsiTheme="majorHAnsi" w:cstheme="majorHAnsi"/>
+        </w:rPr>
+      </w:pPr>
+      <w:r>
+        <w:rPr>
+          <w:rFonts w:asciiTheme="majorHAnsi" w:hAnsiTheme="majorHAnsi" w:cstheme="majorHAnsi"/>
+        </w:rPr>
+        <w:t>Actualmente, la mayoría de los reportes se realizan mediante redes sociales, grupos comunitarios o publicaciones informales, donde la información suele perderse fácilmente entre una gran cantidad de publicaciones, reduciendo significativamente las probabilidades de recuperación</w:t>
+      </w:r>
+    </w:p>
+    <w:p>
+      <w:pPr>
+        <w:rPr>
+          <w:rFonts w:asciiTheme="majorHAnsi" w:hAnsiTheme="majorHAnsi" w:cstheme="majorHAnsi"/>
+        </w:rPr>
+      </w:pPr>
+      <w:r>
+        <w:rPr>
+          <w:rFonts w:asciiTheme="majorHAnsi" w:hAnsiTheme="majorHAnsi" w:cstheme="majorHAnsi"/>
+        </w:rPr>
+        <w:t>Por otra parte, no existe una plataforma enfocada específicamente en Bogotá D.C. que integre funciones de geolocalización, comunicación segura y validación de identidad para garantizar la autenticidad de la información compartida.</w:t>
+      </w:r>
+    </w:p>
+    <w:p>
+      <w:pPr>
+        <w:rPr>
+          <w:rFonts w:asciiTheme="majorHAnsi" w:hAnsiTheme="majorHAnsi" w:cstheme="majorHAnsi"/>
+        </w:rPr>
+      </w:pPr>
+    </w:p>
+    <w:p>
+      <w:pPr>
+        <w:rPr>
+          <w:rFonts w:ascii="Times New Roman" w:hAnsi="Times New Roman" w:cs="Times New Roman"/>
+          <w:sz w:val="32"/>
+          <w:szCs w:val="32"/>
+        </w:rPr>
+      </w:pPr>
+      <w:r>
+        <w:rPr>
+          <w:rFonts w:ascii="Times New Roman" w:hAnsi="Times New Roman" w:cs="Times New Roman"/>
+          <w:sz w:val="32"/>
+          <w:szCs w:val="32"/>
+        </w:rPr>
+        <w:t>Objetivo General</w:t>
+      </w:r>
+    </w:p>
+    <w:p>
+      <w:pPr>
+        <w:rPr>
+          <w:rFonts w:asciiTheme="majorHAnsi" w:hAnsiTheme="majorHAnsi" w:cstheme="majorHAnsi"/>
+        </w:rPr>
+      </w:pPr>
+      <w:r>
+        <w:rPr>
+          <w:rFonts w:asciiTheme="majorHAnsi" w:hAnsiTheme="majorHAnsi" w:cstheme="majorHAnsi"/>
+        </w:rPr>
+        <w:t>Desarrollar una plataforma digital enfocada en Bogotá D.C. que permita a usuarios registrados reportar y localizar mascotas y objetos extraviados, integrando herramientas de geolocalización, mensajería segura y verificación de identidad para garantizar la confiabilidad de la información.</w:t>
+      </w:r>
+    </w:p>
+    <w:p>
+      <w:pPr>
+        <w:rPr>
+          <w:rFonts w:asciiTheme="majorHAnsi" w:hAnsiTheme="majorHAnsi" w:cstheme="majorHAnsi"/>
         </w:rPr>
       </w:pPr>
     </w:p>
@@ -984,7 +1071,6 @@
   <w:style w:type="character" w:default="1" w:styleId="Fuentedeprrafopredeter">
     <w:name w:val="Default Paragraph Font"/>
     <w:uiPriority w:val="1"/>
-    <w:semiHidden/>
     <w:unhideWhenUsed/>
   </w:style>
   <w:style w:type="table" w:default="1" w:styleId="Tablanormal">

--- a/COMPOENTES_METODOLOGICOS/Objetivo general P.docx
+++ b/COMPOENTES_METODOLOGICOS/Objetivo general P.docx
@@ -314,21 +314,1389 @@
           <w:sz w:val="32"/>
           <w:szCs w:val="32"/>
         </w:rPr>
-        <w:t>Objetivo General</w:t>
+        <w:t>Tasa aproximada de perdidas en los últimos años (2023/2026)</w:t>
       </w:r>
     </w:p>
+    <w:tbl>
+      <w:tblPr>
+        <w:tblW w:w="9781" w:type="dxa"/>
+        <w:tblInd w:w="-572" w:type="dxa"/>
+        <w:tblCellMar>
+          <w:left w:w="70" w:type="dxa"/>
+          <w:right w:w="70" w:type="dxa"/>
+        </w:tblCellMar>
+        <w:tblLook w:val="04A0" w:firstRow="1" w:lastRow="0" w:firstColumn="1" w:lastColumn="0" w:noHBand="0" w:noVBand="1"/>
+      </w:tblPr>
+      <w:tblGrid>
+        <w:gridCol w:w="2300"/>
+        <w:gridCol w:w="1354"/>
+        <w:gridCol w:w="1835"/>
+        <w:gridCol w:w="4292"/>
+      </w:tblGrid>
+      <w:tr>
+        <w:trPr>
+          <w:trHeight w:val="416"/>
+        </w:trPr>
+        <w:tc>
+          <w:tcPr>
+            <w:tcW w:w="9781" w:type="dxa"/>
+            <w:gridSpan w:val="4"/>
+            <w:tcBorders>
+              <w:top w:val="single" w:sz="4" w:space="0" w:color="auto"/>
+              <w:left w:val="single" w:sz="4" w:space="0" w:color="auto"/>
+              <w:bottom w:val="single" w:sz="4" w:space="0" w:color="auto"/>
+              <w:right w:val="single" w:sz="4" w:space="0" w:color="auto"/>
+            </w:tcBorders>
+            <w:vAlign w:val="center"/>
+            <w:hideMark/>
+          </w:tcPr>
+          <w:p>
+            <w:pPr>
+              <w:spacing w:after="0" w:line="240" w:lineRule="auto"/>
+              <w:jc w:val="center"/>
+              <w:rPr>
+                <w:rFonts w:ascii="Arial" w:eastAsia="Times New Roman" w:hAnsi="Arial" w:cs="Arial"/>
+                <w:b/>
+                <w:bCs/>
+                <w:color w:val="1F1F1F"/>
+                <w:kern w:val="0"/>
+                <w:lang w:val="es-MX" w:eastAsia="es-MX"/>
+                <w14:ligatures w14:val="none"/>
+              </w:rPr>
+            </w:pPr>
+            <w:r>
+              <w:rPr>
+                <w:rFonts w:ascii="Arial" w:eastAsia="Times New Roman" w:hAnsi="Arial" w:cs="Arial"/>
+                <w:b/>
+                <w:bCs/>
+                <w:color w:val="1F1F1F"/>
+                <w:kern w:val="0"/>
+                <w:lang w:val="es-MX" w:eastAsia="es-MX"/>
+                <w14:ligatures w14:val="none"/>
+              </w:rPr>
+              <w:t xml:space="preserve">tasa aproximada de animales extraviados en </w:t>
+            </w:r>
+            <w:r>
+              <w:rPr>
+                <w:rFonts w:ascii="Arial" w:eastAsia="Times New Roman" w:hAnsi="Arial" w:cs="Arial"/>
+                <w:b/>
+                <w:bCs/>
+                <w:color w:val="1F1F1F"/>
+                <w:kern w:val="0"/>
+                <w:lang w:val="es-MX" w:eastAsia="es-MX"/>
+                <w14:ligatures w14:val="none"/>
+              </w:rPr>
+              <w:t>Bogotá</w:t>
+            </w:r>
+            <w:r>
+              <w:rPr>
+                <w:rFonts w:ascii="Arial" w:eastAsia="Times New Roman" w:hAnsi="Arial" w:cs="Arial"/>
+                <w:b/>
+                <w:bCs/>
+                <w:color w:val="1F1F1F"/>
+                <w:kern w:val="0"/>
+                <w:lang w:val="es-MX" w:eastAsia="es-MX"/>
+                <w14:ligatures w14:val="none"/>
+              </w:rPr>
+              <w:t xml:space="preserve"> en los </w:t>
+            </w:r>
+            <w:r>
+              <w:rPr>
+                <w:rFonts w:ascii="Arial" w:eastAsia="Times New Roman" w:hAnsi="Arial" w:cs="Arial"/>
+                <w:b/>
+                <w:bCs/>
+                <w:color w:val="1F1F1F"/>
+                <w:kern w:val="0"/>
+                <w:lang w:val="es-MX" w:eastAsia="es-MX"/>
+                <w14:ligatures w14:val="none"/>
+              </w:rPr>
+              <w:t>últimos</w:t>
+            </w:r>
+            <w:r>
+              <w:rPr>
+                <w:rFonts w:ascii="Arial" w:eastAsia="Times New Roman" w:hAnsi="Arial" w:cs="Arial"/>
+                <w:b/>
+                <w:bCs/>
+                <w:color w:val="1F1F1F"/>
+                <w:kern w:val="0"/>
+                <w:lang w:val="es-MX" w:eastAsia="es-MX"/>
+                <w14:ligatures w14:val="none"/>
+              </w:rPr>
+              <w:t xml:space="preserve"> años (2023/2026)</w:t>
+            </w:r>
+          </w:p>
+        </w:tc>
+      </w:tr>
+      <w:tr>
+        <w:trPr>
+          <w:trHeight w:val="862"/>
+        </w:trPr>
+        <w:tc>
+          <w:tcPr>
+            <w:tcW w:w="2300" w:type="dxa"/>
+            <w:tcBorders>
+              <w:top w:val="nil"/>
+              <w:left w:val="single" w:sz="8" w:space="0" w:color="C4C7C5"/>
+              <w:bottom w:val="single" w:sz="8" w:space="0" w:color="C4C7C5"/>
+              <w:right w:val="single" w:sz="8" w:space="0" w:color="C4C7C5"/>
+            </w:tcBorders>
+            <w:vAlign w:val="center"/>
+            <w:hideMark/>
+          </w:tcPr>
+          <w:p>
+            <w:pPr>
+              <w:spacing w:after="0" w:line="240" w:lineRule="auto"/>
+              <w:ind w:firstLineChars="100" w:firstLine="241"/>
+              <w:rPr>
+                <w:rFonts w:ascii="Arial" w:eastAsia="Times New Roman" w:hAnsi="Arial" w:cs="Arial"/>
+                <w:b/>
+                <w:bCs/>
+                <w:color w:val="1F1F1F"/>
+                <w:kern w:val="0"/>
+                <w:lang w:val="es-MX" w:eastAsia="es-MX"/>
+                <w14:ligatures w14:val="none"/>
+              </w:rPr>
+            </w:pPr>
+            <w:r>
+              <w:rPr>
+                <w:rFonts w:ascii="Arial" w:eastAsia="Times New Roman" w:hAnsi="Arial" w:cs="Arial"/>
+                <w:b/>
+                <w:bCs/>
+                <w:color w:val="1F1F1F"/>
+                <w:kern w:val="0"/>
+                <w:lang w:val="es-MX" w:eastAsia="es-MX"/>
+                <w14:ligatures w14:val="none"/>
+              </w:rPr>
+              <w:t>Localidad / Origen</w:t>
+            </w:r>
+          </w:p>
+        </w:tc>
+        <w:tc>
+          <w:tcPr>
+            <w:tcW w:w="1354" w:type="dxa"/>
+            <w:tcBorders>
+              <w:top w:val="nil"/>
+              <w:left w:val="nil"/>
+              <w:bottom w:val="single" w:sz="8" w:space="0" w:color="C4C7C5"/>
+              <w:right w:val="single" w:sz="8" w:space="0" w:color="C4C7C5"/>
+            </w:tcBorders>
+            <w:vAlign w:val="center"/>
+            <w:hideMark/>
+          </w:tcPr>
+          <w:p>
+            <w:pPr>
+              <w:spacing w:after="0" w:line="240" w:lineRule="auto"/>
+              <w:ind w:firstLineChars="100" w:firstLine="241"/>
+              <w:rPr>
+                <w:rFonts w:ascii="Arial" w:eastAsia="Times New Roman" w:hAnsi="Arial" w:cs="Arial"/>
+                <w:b/>
+                <w:bCs/>
+                <w:color w:val="1F1F1F"/>
+                <w:kern w:val="0"/>
+                <w:lang w:val="es-MX" w:eastAsia="es-MX"/>
+                <w14:ligatures w14:val="none"/>
+              </w:rPr>
+            </w:pPr>
+            <w:r>
+              <w:rPr>
+                <w:rFonts w:ascii="Arial" w:eastAsia="Times New Roman" w:hAnsi="Arial" w:cs="Arial"/>
+                <w:b/>
+                <w:bCs/>
+                <w:color w:val="1F1F1F"/>
+                <w:kern w:val="0"/>
+                <w:lang w:val="es-MX" w:eastAsia="es-MX"/>
+                <w14:ligatures w14:val="none"/>
+              </w:rPr>
+              <w:t>Casos Estimados (Anual)</w:t>
+            </w:r>
+          </w:p>
+        </w:tc>
+        <w:tc>
+          <w:tcPr>
+            <w:tcW w:w="1835" w:type="dxa"/>
+            <w:tcBorders>
+              <w:top w:val="nil"/>
+              <w:left w:val="nil"/>
+              <w:bottom w:val="single" w:sz="8" w:space="0" w:color="C4C7C5"/>
+              <w:right w:val="single" w:sz="8" w:space="0" w:color="C4C7C5"/>
+            </w:tcBorders>
+            <w:vAlign w:val="center"/>
+            <w:hideMark/>
+          </w:tcPr>
+          <w:p>
+            <w:pPr>
+              <w:spacing w:after="0" w:line="240" w:lineRule="auto"/>
+              <w:ind w:firstLineChars="100" w:firstLine="241"/>
+              <w:rPr>
+                <w:rFonts w:ascii="Arial" w:eastAsia="Times New Roman" w:hAnsi="Arial" w:cs="Arial"/>
+                <w:b/>
+                <w:bCs/>
+                <w:color w:val="1F1F1F"/>
+                <w:kern w:val="0"/>
+                <w:lang w:val="es-MX" w:eastAsia="es-MX"/>
+                <w14:ligatures w14:val="none"/>
+              </w:rPr>
+            </w:pPr>
+            <w:r>
+              <w:rPr>
+                <w:rFonts w:ascii="Arial" w:eastAsia="Times New Roman" w:hAnsi="Arial" w:cs="Arial"/>
+                <w:b/>
+                <w:bCs/>
+                <w:color w:val="1F1F1F"/>
+                <w:kern w:val="0"/>
+                <w:lang w:val="es-MX" w:eastAsia="es-MX"/>
+                <w14:ligatures w14:val="none"/>
+              </w:rPr>
+              <w:t>Tipo de Registro</w:t>
+            </w:r>
+          </w:p>
+        </w:tc>
+        <w:tc>
+          <w:tcPr>
+            <w:tcW w:w="4292" w:type="dxa"/>
+            <w:tcBorders>
+              <w:top w:val="nil"/>
+              <w:left w:val="nil"/>
+              <w:bottom w:val="single" w:sz="8" w:space="0" w:color="C4C7C5"/>
+              <w:right w:val="single" w:sz="8" w:space="0" w:color="C4C7C5"/>
+            </w:tcBorders>
+            <w:vAlign w:val="center"/>
+            <w:hideMark/>
+          </w:tcPr>
+          <w:p>
+            <w:pPr>
+              <w:spacing w:after="0" w:line="240" w:lineRule="auto"/>
+              <w:ind w:firstLineChars="100" w:firstLine="241"/>
+              <w:rPr>
+                <w:rFonts w:ascii="Arial" w:eastAsia="Times New Roman" w:hAnsi="Arial" w:cs="Arial"/>
+                <w:b/>
+                <w:bCs/>
+                <w:color w:val="FF0000"/>
+                <w:kern w:val="0"/>
+                <w:lang w:val="es-MX" w:eastAsia="es-MX"/>
+                <w14:ligatures w14:val="none"/>
+              </w:rPr>
+            </w:pPr>
+            <w:r>
+              <w:rPr>
+                <w:rFonts w:ascii="Arial" w:eastAsia="Times New Roman" w:hAnsi="Arial" w:cs="Arial"/>
+                <w:b/>
+                <w:bCs/>
+                <w:color w:val="FF0000"/>
+                <w:kern w:val="0"/>
+                <w:lang w:val="es-MX" w:eastAsia="es-MX"/>
+                <w14:ligatures w14:val="none"/>
+              </w:rPr>
+              <w:t>Tasa (%)</w:t>
+            </w:r>
+          </w:p>
+        </w:tc>
+      </w:tr>
+      <w:tr>
+        <w:trPr>
+          <w:trHeight w:val="862"/>
+        </w:trPr>
+        <w:tc>
+          <w:tcPr>
+            <w:tcW w:w="2300" w:type="dxa"/>
+            <w:tcBorders>
+              <w:top w:val="nil"/>
+              <w:left w:val="single" w:sz="8" w:space="0" w:color="C4C7C5"/>
+              <w:bottom w:val="single" w:sz="8" w:space="0" w:color="C4C7C5"/>
+              <w:right w:val="single" w:sz="8" w:space="0" w:color="C4C7C5"/>
+            </w:tcBorders>
+            <w:vAlign w:val="center"/>
+            <w:hideMark/>
+          </w:tcPr>
+          <w:p>
+            <w:pPr>
+              <w:spacing w:after="0" w:line="240" w:lineRule="auto"/>
+              <w:ind w:firstLineChars="100" w:firstLine="241"/>
+              <w:rPr>
+                <w:rFonts w:ascii="Arial" w:eastAsia="Times New Roman" w:hAnsi="Arial" w:cs="Arial"/>
+                <w:b/>
+                <w:bCs/>
+                <w:color w:val="1F1F1F"/>
+                <w:kern w:val="0"/>
+                <w:lang w:val="es-MX" w:eastAsia="es-MX"/>
+                <w14:ligatures w14:val="none"/>
+              </w:rPr>
+            </w:pPr>
+            <w:r>
+              <w:rPr>
+                <w:rFonts w:ascii="Arial" w:eastAsia="Times New Roman" w:hAnsi="Arial" w:cs="Arial"/>
+                <w:b/>
+                <w:bCs/>
+                <w:color w:val="1F1F1F"/>
+                <w:kern w:val="0"/>
+                <w:lang w:val="es-MX" w:eastAsia="es-MX"/>
+                <w14:ligatures w14:val="none"/>
+              </w:rPr>
+              <w:t>Kennedy</w:t>
+            </w:r>
+          </w:p>
+        </w:tc>
+        <w:tc>
+          <w:tcPr>
+            <w:tcW w:w="1354" w:type="dxa"/>
+            <w:tcBorders>
+              <w:top w:val="nil"/>
+              <w:left w:val="nil"/>
+              <w:bottom w:val="single" w:sz="8" w:space="0" w:color="C4C7C5"/>
+              <w:right w:val="single" w:sz="8" w:space="0" w:color="C4C7C5"/>
+            </w:tcBorders>
+            <w:vAlign w:val="center"/>
+            <w:hideMark/>
+          </w:tcPr>
+          <w:p>
+            <w:pPr>
+              <w:spacing w:after="0" w:line="240" w:lineRule="auto"/>
+              <w:ind w:firstLineChars="100" w:firstLine="241"/>
+              <w:rPr>
+                <w:rFonts w:ascii="Arial" w:eastAsia="Times New Roman" w:hAnsi="Arial" w:cs="Arial"/>
+                <w:b/>
+                <w:bCs/>
+                <w:color w:val="1F1F1F"/>
+                <w:kern w:val="0"/>
+                <w:lang w:val="es-MX" w:eastAsia="es-MX"/>
+                <w14:ligatures w14:val="none"/>
+              </w:rPr>
+            </w:pPr>
+            <w:r>
+              <w:rPr>
+                <w:rFonts w:ascii="Arial" w:eastAsia="Times New Roman" w:hAnsi="Arial" w:cs="Arial"/>
+                <w:b/>
+                <w:bCs/>
+                <w:color w:val="1F1F1F"/>
+                <w:kern w:val="0"/>
+                <w:lang w:val="es-MX" w:eastAsia="es-MX"/>
+                <w14:ligatures w14:val="none"/>
+              </w:rPr>
+              <w:t>3500</w:t>
+            </w:r>
+          </w:p>
+        </w:tc>
+        <w:tc>
+          <w:tcPr>
+            <w:tcW w:w="1835" w:type="dxa"/>
+            <w:tcBorders>
+              <w:top w:val="nil"/>
+              <w:left w:val="nil"/>
+              <w:bottom w:val="single" w:sz="8" w:space="0" w:color="C4C7C5"/>
+              <w:right w:val="single" w:sz="8" w:space="0" w:color="C4C7C5"/>
+            </w:tcBorders>
+            <w:vAlign w:val="center"/>
+            <w:hideMark/>
+          </w:tcPr>
+          <w:p>
+            <w:pPr>
+              <w:spacing w:after="0" w:line="240" w:lineRule="auto"/>
+              <w:ind w:firstLineChars="100" w:firstLine="241"/>
+              <w:rPr>
+                <w:rFonts w:ascii="Arial" w:eastAsia="Times New Roman" w:hAnsi="Arial" w:cs="Arial"/>
+                <w:b/>
+                <w:bCs/>
+                <w:color w:val="1F1F1F"/>
+                <w:kern w:val="0"/>
+                <w:lang w:val="es-MX" w:eastAsia="es-MX"/>
+                <w14:ligatures w14:val="none"/>
+              </w:rPr>
+            </w:pPr>
+            <w:r>
+              <w:rPr>
+                <w:rFonts w:ascii="Arial" w:eastAsia="Times New Roman" w:hAnsi="Arial" w:cs="Arial"/>
+                <w:b/>
+                <w:bCs/>
+                <w:color w:val="1F1F1F"/>
+                <w:kern w:val="0"/>
+                <w:lang w:val="es-MX" w:eastAsia="es-MX"/>
+                <w14:ligatures w14:val="none"/>
+              </w:rPr>
+              <w:t>Registro Oficial / Alertas</w:t>
+            </w:r>
+          </w:p>
+        </w:tc>
+        <w:tc>
+          <w:tcPr>
+            <w:tcW w:w="4292" w:type="dxa"/>
+            <w:tcBorders>
+              <w:top w:val="nil"/>
+              <w:left w:val="nil"/>
+              <w:bottom w:val="single" w:sz="8" w:space="0" w:color="C4C7C5"/>
+              <w:right w:val="single" w:sz="8" w:space="0" w:color="C4C7C5"/>
+            </w:tcBorders>
+            <w:vAlign w:val="center"/>
+            <w:hideMark/>
+          </w:tcPr>
+          <w:p>
+            <w:pPr>
+              <w:spacing w:after="0" w:line="240" w:lineRule="auto"/>
+              <w:ind w:firstLineChars="100" w:firstLine="241"/>
+              <w:rPr>
+                <w:rFonts w:ascii="Arial" w:eastAsia="Times New Roman" w:hAnsi="Arial" w:cs="Arial"/>
+                <w:b/>
+                <w:bCs/>
+                <w:color w:val="FF0000"/>
+                <w:kern w:val="0"/>
+                <w:lang w:val="es-MX" w:eastAsia="es-MX"/>
+                <w14:ligatures w14:val="none"/>
+              </w:rPr>
+            </w:pPr>
+            <w:r>
+              <w:rPr>
+                <w:rFonts w:ascii="Arial" w:eastAsia="Times New Roman" w:hAnsi="Arial" w:cs="Arial"/>
+                <w:b/>
+                <w:bCs/>
+                <w:color w:val="FF0000"/>
+                <w:kern w:val="0"/>
+                <w:lang w:val="es-MX" w:eastAsia="es-MX"/>
+                <w14:ligatures w14:val="none"/>
+              </w:rPr>
+              <w:t>12,5%</w:t>
+            </w:r>
+          </w:p>
+        </w:tc>
+      </w:tr>
+      <w:tr>
+        <w:trPr>
+          <w:trHeight w:val="862"/>
+        </w:trPr>
+        <w:tc>
+          <w:tcPr>
+            <w:tcW w:w="2300" w:type="dxa"/>
+            <w:tcBorders>
+              <w:top w:val="nil"/>
+              <w:left w:val="single" w:sz="8" w:space="0" w:color="C4C7C5"/>
+              <w:bottom w:val="single" w:sz="8" w:space="0" w:color="C4C7C5"/>
+              <w:right w:val="single" w:sz="8" w:space="0" w:color="C4C7C5"/>
+            </w:tcBorders>
+            <w:vAlign w:val="center"/>
+            <w:hideMark/>
+          </w:tcPr>
+          <w:p>
+            <w:pPr>
+              <w:spacing w:after="0" w:line="240" w:lineRule="auto"/>
+              <w:ind w:firstLineChars="100" w:firstLine="241"/>
+              <w:rPr>
+                <w:rFonts w:ascii="Arial" w:eastAsia="Times New Roman" w:hAnsi="Arial" w:cs="Arial"/>
+                <w:b/>
+                <w:bCs/>
+                <w:color w:val="1F1F1F"/>
+                <w:kern w:val="0"/>
+                <w:lang w:val="es-MX" w:eastAsia="es-MX"/>
+                <w14:ligatures w14:val="none"/>
+              </w:rPr>
+            </w:pPr>
+            <w:r>
+              <w:rPr>
+                <w:rFonts w:ascii="Arial" w:eastAsia="Times New Roman" w:hAnsi="Arial" w:cs="Arial"/>
+                <w:b/>
+                <w:bCs/>
+                <w:color w:val="1F1F1F"/>
+                <w:kern w:val="0"/>
+                <w:lang w:val="es-MX" w:eastAsia="es-MX"/>
+                <w14:ligatures w14:val="none"/>
+              </w:rPr>
+              <w:t>Ciudad Bolivar</w:t>
+            </w:r>
+          </w:p>
+        </w:tc>
+        <w:tc>
+          <w:tcPr>
+            <w:tcW w:w="1354" w:type="dxa"/>
+            <w:tcBorders>
+              <w:top w:val="nil"/>
+              <w:left w:val="nil"/>
+              <w:bottom w:val="single" w:sz="8" w:space="0" w:color="C4C7C5"/>
+              <w:right w:val="single" w:sz="8" w:space="0" w:color="C4C7C5"/>
+            </w:tcBorders>
+            <w:vAlign w:val="center"/>
+            <w:hideMark/>
+          </w:tcPr>
+          <w:p>
+            <w:pPr>
+              <w:spacing w:after="0" w:line="240" w:lineRule="auto"/>
+              <w:ind w:firstLineChars="100" w:firstLine="241"/>
+              <w:rPr>
+                <w:rFonts w:ascii="Arial" w:eastAsia="Times New Roman" w:hAnsi="Arial" w:cs="Arial"/>
+                <w:b/>
+                <w:bCs/>
+                <w:color w:val="1F1F1F"/>
+                <w:kern w:val="0"/>
+                <w:lang w:val="es-MX" w:eastAsia="es-MX"/>
+                <w14:ligatures w14:val="none"/>
+              </w:rPr>
+            </w:pPr>
+            <w:r>
+              <w:rPr>
+                <w:rFonts w:ascii="Arial" w:eastAsia="Times New Roman" w:hAnsi="Arial" w:cs="Arial"/>
+                <w:b/>
+                <w:bCs/>
+                <w:color w:val="1F1F1F"/>
+                <w:kern w:val="0"/>
+                <w:lang w:val="es-MX" w:eastAsia="es-MX"/>
+                <w14:ligatures w14:val="none"/>
+              </w:rPr>
+              <w:t>2800</w:t>
+            </w:r>
+          </w:p>
+        </w:tc>
+        <w:tc>
+          <w:tcPr>
+            <w:tcW w:w="1835" w:type="dxa"/>
+            <w:tcBorders>
+              <w:top w:val="nil"/>
+              <w:left w:val="nil"/>
+              <w:bottom w:val="single" w:sz="8" w:space="0" w:color="C4C7C5"/>
+              <w:right w:val="single" w:sz="8" w:space="0" w:color="C4C7C5"/>
+            </w:tcBorders>
+            <w:vAlign w:val="center"/>
+            <w:hideMark/>
+          </w:tcPr>
+          <w:p>
+            <w:pPr>
+              <w:spacing w:after="0" w:line="240" w:lineRule="auto"/>
+              <w:ind w:firstLineChars="100" w:firstLine="241"/>
+              <w:rPr>
+                <w:rFonts w:ascii="Arial" w:eastAsia="Times New Roman" w:hAnsi="Arial" w:cs="Arial"/>
+                <w:b/>
+                <w:bCs/>
+                <w:color w:val="1F1F1F"/>
+                <w:kern w:val="0"/>
+                <w:lang w:val="es-MX" w:eastAsia="es-MX"/>
+                <w14:ligatures w14:val="none"/>
+              </w:rPr>
+            </w:pPr>
+            <w:r>
+              <w:rPr>
+                <w:rFonts w:ascii="Arial" w:eastAsia="Times New Roman" w:hAnsi="Arial" w:cs="Arial"/>
+                <w:b/>
+                <w:bCs/>
+                <w:color w:val="1F1F1F"/>
+                <w:kern w:val="0"/>
+                <w:lang w:val="es-MX" w:eastAsia="es-MX"/>
+                <w14:ligatures w14:val="none"/>
+              </w:rPr>
+              <w:t>Registro Oficial / Alertas</w:t>
+            </w:r>
+          </w:p>
+        </w:tc>
+        <w:tc>
+          <w:tcPr>
+            <w:tcW w:w="4292" w:type="dxa"/>
+            <w:tcBorders>
+              <w:top w:val="nil"/>
+              <w:left w:val="nil"/>
+              <w:bottom w:val="single" w:sz="8" w:space="0" w:color="C4C7C5"/>
+              <w:right w:val="single" w:sz="8" w:space="0" w:color="C4C7C5"/>
+            </w:tcBorders>
+            <w:vAlign w:val="center"/>
+            <w:hideMark/>
+          </w:tcPr>
+          <w:p>
+            <w:pPr>
+              <w:spacing w:after="0" w:line="240" w:lineRule="auto"/>
+              <w:ind w:firstLineChars="100" w:firstLine="241"/>
+              <w:rPr>
+                <w:rFonts w:ascii="Arial" w:eastAsia="Times New Roman" w:hAnsi="Arial" w:cs="Arial"/>
+                <w:b/>
+                <w:bCs/>
+                <w:color w:val="FF0000"/>
+                <w:kern w:val="0"/>
+                <w:lang w:val="es-MX" w:eastAsia="es-MX"/>
+                <w14:ligatures w14:val="none"/>
+              </w:rPr>
+            </w:pPr>
+            <w:r>
+              <w:rPr>
+                <w:rFonts w:ascii="Arial" w:eastAsia="Times New Roman" w:hAnsi="Arial" w:cs="Arial"/>
+                <w:b/>
+                <w:bCs/>
+                <w:color w:val="FF0000"/>
+                <w:kern w:val="0"/>
+                <w:lang w:val="es-MX" w:eastAsia="es-MX"/>
+                <w14:ligatures w14:val="none"/>
+              </w:rPr>
+              <w:t>10,0%</w:t>
+            </w:r>
+          </w:p>
+        </w:tc>
+      </w:tr>
+      <w:tr>
+        <w:trPr>
+          <w:trHeight w:val="862"/>
+        </w:trPr>
+        <w:tc>
+          <w:tcPr>
+            <w:tcW w:w="2300" w:type="dxa"/>
+            <w:tcBorders>
+              <w:top w:val="nil"/>
+              <w:left w:val="single" w:sz="8" w:space="0" w:color="C4C7C5"/>
+              <w:bottom w:val="single" w:sz="8" w:space="0" w:color="C4C7C5"/>
+              <w:right w:val="single" w:sz="8" w:space="0" w:color="C4C7C5"/>
+            </w:tcBorders>
+            <w:vAlign w:val="center"/>
+            <w:hideMark/>
+          </w:tcPr>
+          <w:p>
+            <w:pPr>
+              <w:spacing w:after="0" w:line="240" w:lineRule="auto"/>
+              <w:ind w:firstLineChars="100" w:firstLine="241"/>
+              <w:rPr>
+                <w:rFonts w:ascii="Arial" w:eastAsia="Times New Roman" w:hAnsi="Arial" w:cs="Arial"/>
+                <w:b/>
+                <w:bCs/>
+                <w:color w:val="1F1F1F"/>
+                <w:kern w:val="0"/>
+                <w:lang w:val="es-MX" w:eastAsia="es-MX"/>
+                <w14:ligatures w14:val="none"/>
+              </w:rPr>
+            </w:pPr>
+            <w:r>
+              <w:rPr>
+                <w:rFonts w:ascii="Arial" w:eastAsia="Times New Roman" w:hAnsi="Arial" w:cs="Arial"/>
+                <w:b/>
+                <w:bCs/>
+                <w:color w:val="1F1F1F"/>
+                <w:kern w:val="0"/>
+                <w:lang w:val="es-MX" w:eastAsia="es-MX"/>
+                <w14:ligatures w14:val="none"/>
+              </w:rPr>
+              <w:t>Bosa</w:t>
+            </w:r>
+          </w:p>
+        </w:tc>
+        <w:tc>
+          <w:tcPr>
+            <w:tcW w:w="1354" w:type="dxa"/>
+            <w:tcBorders>
+              <w:top w:val="nil"/>
+              <w:left w:val="nil"/>
+              <w:bottom w:val="single" w:sz="8" w:space="0" w:color="C4C7C5"/>
+              <w:right w:val="single" w:sz="8" w:space="0" w:color="C4C7C5"/>
+            </w:tcBorders>
+            <w:vAlign w:val="center"/>
+            <w:hideMark/>
+          </w:tcPr>
+          <w:p>
+            <w:pPr>
+              <w:spacing w:after="0" w:line="240" w:lineRule="auto"/>
+              <w:ind w:firstLineChars="100" w:firstLine="241"/>
+              <w:rPr>
+                <w:rFonts w:ascii="Arial" w:eastAsia="Times New Roman" w:hAnsi="Arial" w:cs="Arial"/>
+                <w:b/>
+                <w:bCs/>
+                <w:color w:val="1F1F1F"/>
+                <w:kern w:val="0"/>
+                <w:lang w:val="es-MX" w:eastAsia="es-MX"/>
+                <w14:ligatures w14:val="none"/>
+              </w:rPr>
+            </w:pPr>
+            <w:r>
+              <w:rPr>
+                <w:rFonts w:ascii="Arial" w:eastAsia="Times New Roman" w:hAnsi="Arial" w:cs="Arial"/>
+                <w:b/>
+                <w:bCs/>
+                <w:color w:val="1F1F1F"/>
+                <w:kern w:val="0"/>
+                <w:lang w:val="es-MX" w:eastAsia="es-MX"/>
+                <w14:ligatures w14:val="none"/>
+              </w:rPr>
+              <w:t>2200</w:t>
+            </w:r>
+          </w:p>
+        </w:tc>
+        <w:tc>
+          <w:tcPr>
+            <w:tcW w:w="1835" w:type="dxa"/>
+            <w:tcBorders>
+              <w:top w:val="nil"/>
+              <w:left w:val="nil"/>
+              <w:bottom w:val="single" w:sz="8" w:space="0" w:color="C4C7C5"/>
+              <w:right w:val="single" w:sz="8" w:space="0" w:color="C4C7C5"/>
+            </w:tcBorders>
+            <w:vAlign w:val="center"/>
+            <w:hideMark/>
+          </w:tcPr>
+          <w:p>
+            <w:pPr>
+              <w:spacing w:after="0" w:line="240" w:lineRule="auto"/>
+              <w:ind w:firstLineChars="100" w:firstLine="241"/>
+              <w:rPr>
+                <w:rFonts w:ascii="Arial" w:eastAsia="Times New Roman" w:hAnsi="Arial" w:cs="Arial"/>
+                <w:b/>
+                <w:bCs/>
+                <w:color w:val="1F1F1F"/>
+                <w:kern w:val="0"/>
+                <w:lang w:val="es-MX" w:eastAsia="es-MX"/>
+                <w14:ligatures w14:val="none"/>
+              </w:rPr>
+            </w:pPr>
+            <w:r>
+              <w:rPr>
+                <w:rFonts w:ascii="Arial" w:eastAsia="Times New Roman" w:hAnsi="Arial" w:cs="Arial"/>
+                <w:b/>
+                <w:bCs/>
+                <w:color w:val="1F1F1F"/>
+                <w:kern w:val="0"/>
+                <w:lang w:val="es-MX" w:eastAsia="es-MX"/>
+                <w14:ligatures w14:val="none"/>
+              </w:rPr>
+              <w:t>Registro Oficial / Alertas</w:t>
+            </w:r>
+          </w:p>
+        </w:tc>
+        <w:tc>
+          <w:tcPr>
+            <w:tcW w:w="4292" w:type="dxa"/>
+            <w:tcBorders>
+              <w:top w:val="nil"/>
+              <w:left w:val="nil"/>
+              <w:bottom w:val="single" w:sz="8" w:space="0" w:color="C4C7C5"/>
+              <w:right w:val="single" w:sz="8" w:space="0" w:color="C4C7C5"/>
+            </w:tcBorders>
+            <w:vAlign w:val="center"/>
+            <w:hideMark/>
+          </w:tcPr>
+          <w:p>
+            <w:pPr>
+              <w:spacing w:after="0" w:line="240" w:lineRule="auto"/>
+              <w:ind w:firstLineChars="100" w:firstLine="241"/>
+              <w:rPr>
+                <w:rFonts w:ascii="Arial" w:eastAsia="Times New Roman" w:hAnsi="Arial" w:cs="Arial"/>
+                <w:b/>
+                <w:bCs/>
+                <w:color w:val="FF0000"/>
+                <w:kern w:val="0"/>
+                <w:lang w:val="es-MX" w:eastAsia="es-MX"/>
+                <w14:ligatures w14:val="none"/>
+              </w:rPr>
+            </w:pPr>
+            <w:r>
+              <w:rPr>
+                <w:rFonts w:ascii="Arial" w:eastAsia="Times New Roman" w:hAnsi="Arial" w:cs="Arial"/>
+                <w:b/>
+                <w:bCs/>
+                <w:color w:val="FF0000"/>
+                <w:kern w:val="0"/>
+                <w:lang w:val="es-MX" w:eastAsia="es-MX"/>
+                <w14:ligatures w14:val="none"/>
+              </w:rPr>
+              <w:t>7,9%</w:t>
+            </w:r>
+          </w:p>
+        </w:tc>
+      </w:tr>
+      <w:tr>
+        <w:trPr>
+          <w:trHeight w:val="862"/>
+        </w:trPr>
+        <w:tc>
+          <w:tcPr>
+            <w:tcW w:w="2300" w:type="dxa"/>
+            <w:tcBorders>
+              <w:top w:val="nil"/>
+              <w:left w:val="single" w:sz="8" w:space="0" w:color="C4C7C5"/>
+              <w:bottom w:val="single" w:sz="8" w:space="0" w:color="C4C7C5"/>
+              <w:right w:val="single" w:sz="8" w:space="0" w:color="C4C7C5"/>
+            </w:tcBorders>
+            <w:vAlign w:val="center"/>
+            <w:hideMark/>
+          </w:tcPr>
+          <w:p>
+            <w:pPr>
+              <w:spacing w:after="0" w:line="240" w:lineRule="auto"/>
+              <w:ind w:firstLineChars="100" w:firstLine="241"/>
+              <w:rPr>
+                <w:rFonts w:ascii="Arial" w:eastAsia="Times New Roman" w:hAnsi="Arial" w:cs="Arial"/>
+                <w:b/>
+                <w:bCs/>
+                <w:color w:val="1F1F1F"/>
+                <w:kern w:val="0"/>
+                <w:lang w:val="es-MX" w:eastAsia="es-MX"/>
+                <w14:ligatures w14:val="none"/>
+              </w:rPr>
+            </w:pPr>
+            <w:r>
+              <w:rPr>
+                <w:rFonts w:ascii="Arial" w:eastAsia="Times New Roman" w:hAnsi="Arial" w:cs="Arial"/>
+                <w:b/>
+                <w:bCs/>
+                <w:color w:val="1F1F1F"/>
+                <w:kern w:val="0"/>
+                <w:lang w:val="es-MX" w:eastAsia="es-MX"/>
+                <w14:ligatures w14:val="none"/>
+              </w:rPr>
+              <w:t>Otras Localidades</w:t>
+            </w:r>
+          </w:p>
+        </w:tc>
+        <w:tc>
+          <w:tcPr>
+            <w:tcW w:w="1354" w:type="dxa"/>
+            <w:tcBorders>
+              <w:top w:val="nil"/>
+              <w:left w:val="nil"/>
+              <w:bottom w:val="single" w:sz="8" w:space="0" w:color="C4C7C5"/>
+              <w:right w:val="single" w:sz="8" w:space="0" w:color="C4C7C5"/>
+            </w:tcBorders>
+            <w:vAlign w:val="center"/>
+            <w:hideMark/>
+          </w:tcPr>
+          <w:p>
+            <w:pPr>
+              <w:spacing w:after="0" w:line="240" w:lineRule="auto"/>
+              <w:ind w:firstLineChars="100" w:firstLine="241"/>
+              <w:rPr>
+                <w:rFonts w:ascii="Arial" w:eastAsia="Times New Roman" w:hAnsi="Arial" w:cs="Arial"/>
+                <w:b/>
+                <w:bCs/>
+                <w:color w:val="1F1F1F"/>
+                <w:kern w:val="0"/>
+                <w:lang w:val="es-MX" w:eastAsia="es-MX"/>
+                <w14:ligatures w14:val="none"/>
+              </w:rPr>
+            </w:pPr>
+            <w:r>
+              <w:rPr>
+                <w:rFonts w:ascii="Arial" w:eastAsia="Times New Roman" w:hAnsi="Arial" w:cs="Arial"/>
+                <w:b/>
+                <w:bCs/>
+                <w:color w:val="1F1F1F"/>
+                <w:kern w:val="0"/>
+                <w:lang w:val="es-MX" w:eastAsia="es-MX"/>
+                <w14:ligatures w14:val="none"/>
+              </w:rPr>
+              <w:t>4500</w:t>
+            </w:r>
+          </w:p>
+        </w:tc>
+        <w:tc>
+          <w:tcPr>
+            <w:tcW w:w="1835" w:type="dxa"/>
+            <w:tcBorders>
+              <w:top w:val="nil"/>
+              <w:left w:val="nil"/>
+              <w:bottom w:val="single" w:sz="8" w:space="0" w:color="C4C7C5"/>
+              <w:right w:val="single" w:sz="8" w:space="0" w:color="C4C7C5"/>
+            </w:tcBorders>
+            <w:vAlign w:val="center"/>
+            <w:hideMark/>
+          </w:tcPr>
+          <w:p>
+            <w:pPr>
+              <w:spacing w:after="0" w:line="240" w:lineRule="auto"/>
+              <w:ind w:firstLineChars="100" w:firstLine="241"/>
+              <w:rPr>
+                <w:rFonts w:ascii="Arial" w:eastAsia="Times New Roman" w:hAnsi="Arial" w:cs="Arial"/>
+                <w:b/>
+                <w:bCs/>
+                <w:color w:val="1F1F1F"/>
+                <w:kern w:val="0"/>
+                <w:lang w:val="es-MX" w:eastAsia="es-MX"/>
+                <w14:ligatures w14:val="none"/>
+              </w:rPr>
+            </w:pPr>
+            <w:r>
+              <w:rPr>
+                <w:rFonts w:ascii="Arial" w:eastAsia="Times New Roman" w:hAnsi="Arial" w:cs="Arial"/>
+                <w:b/>
+                <w:bCs/>
+                <w:color w:val="1F1F1F"/>
+                <w:kern w:val="0"/>
+                <w:lang w:val="es-MX" w:eastAsia="es-MX"/>
+                <w14:ligatures w14:val="none"/>
+              </w:rPr>
+              <w:t>estimación</w:t>
+            </w:r>
+            <w:r>
+              <w:rPr>
+                <w:rFonts w:ascii="Arial" w:eastAsia="Times New Roman" w:hAnsi="Arial" w:cs="Arial"/>
+                <w:b/>
+                <w:bCs/>
+                <w:color w:val="1F1F1F"/>
+                <w:kern w:val="0"/>
+                <w:lang w:val="es-MX" w:eastAsia="es-MX"/>
+                <w14:ligatures w14:val="none"/>
+              </w:rPr>
+              <w:t xml:space="preserve"> por Densidad</w:t>
+            </w:r>
+          </w:p>
+        </w:tc>
+        <w:tc>
+          <w:tcPr>
+            <w:tcW w:w="4292" w:type="dxa"/>
+            <w:tcBorders>
+              <w:top w:val="nil"/>
+              <w:left w:val="nil"/>
+              <w:bottom w:val="single" w:sz="8" w:space="0" w:color="C4C7C5"/>
+              <w:right w:val="single" w:sz="8" w:space="0" w:color="C4C7C5"/>
+            </w:tcBorders>
+            <w:vAlign w:val="center"/>
+            <w:hideMark/>
+          </w:tcPr>
+          <w:p>
+            <w:pPr>
+              <w:spacing w:after="0" w:line="240" w:lineRule="auto"/>
+              <w:ind w:firstLineChars="100" w:firstLine="241"/>
+              <w:rPr>
+                <w:rFonts w:ascii="Arial" w:eastAsia="Times New Roman" w:hAnsi="Arial" w:cs="Arial"/>
+                <w:b/>
+                <w:bCs/>
+                <w:color w:val="FF0000"/>
+                <w:kern w:val="0"/>
+                <w:lang w:val="es-MX" w:eastAsia="es-MX"/>
+                <w14:ligatures w14:val="none"/>
+              </w:rPr>
+            </w:pPr>
+            <w:r>
+              <w:rPr>
+                <w:rFonts w:ascii="Arial" w:eastAsia="Times New Roman" w:hAnsi="Arial" w:cs="Arial"/>
+                <w:b/>
+                <w:bCs/>
+                <w:color w:val="FF0000"/>
+                <w:kern w:val="0"/>
+                <w:lang w:val="es-MX" w:eastAsia="es-MX"/>
+                <w14:ligatures w14:val="none"/>
+              </w:rPr>
+              <w:t>16,1%</w:t>
+            </w:r>
+          </w:p>
+        </w:tc>
+      </w:tr>
+      <w:tr>
+        <w:trPr>
+          <w:trHeight w:val="1076"/>
+        </w:trPr>
+        <w:tc>
+          <w:tcPr>
+            <w:tcW w:w="2300" w:type="dxa"/>
+            <w:tcBorders>
+              <w:top w:val="nil"/>
+              <w:left w:val="single" w:sz="8" w:space="0" w:color="C4C7C5"/>
+              <w:bottom w:val="single" w:sz="8" w:space="0" w:color="C4C7C5"/>
+              <w:right w:val="single" w:sz="8" w:space="0" w:color="C4C7C5"/>
+            </w:tcBorders>
+            <w:vAlign w:val="center"/>
+            <w:hideMark/>
+          </w:tcPr>
+          <w:p>
+            <w:pPr>
+              <w:spacing w:after="0" w:line="240" w:lineRule="auto"/>
+              <w:ind w:firstLineChars="100" w:firstLine="241"/>
+              <w:rPr>
+                <w:rFonts w:ascii="Arial" w:eastAsia="Times New Roman" w:hAnsi="Arial" w:cs="Arial"/>
+                <w:b/>
+                <w:bCs/>
+                <w:color w:val="1F1F1F"/>
+                <w:kern w:val="0"/>
+                <w:lang w:val="es-MX" w:eastAsia="es-MX"/>
+                <w14:ligatures w14:val="none"/>
+              </w:rPr>
+            </w:pPr>
+            <w:r>
+              <w:rPr>
+                <w:rFonts w:ascii="Arial" w:eastAsia="Times New Roman" w:hAnsi="Arial" w:cs="Arial"/>
+                <w:b/>
+                <w:bCs/>
+                <w:color w:val="1F1F1F"/>
+                <w:kern w:val="0"/>
+                <w:lang w:val="es-MX" w:eastAsia="es-MX"/>
+                <w14:ligatures w14:val="none"/>
+              </w:rPr>
+              <w:t>Subregistro / Informal</w:t>
+            </w:r>
+          </w:p>
+        </w:tc>
+        <w:tc>
+          <w:tcPr>
+            <w:tcW w:w="1354" w:type="dxa"/>
+            <w:tcBorders>
+              <w:top w:val="nil"/>
+              <w:left w:val="nil"/>
+              <w:bottom w:val="single" w:sz="8" w:space="0" w:color="C4C7C5"/>
+              <w:right w:val="single" w:sz="8" w:space="0" w:color="C4C7C5"/>
+            </w:tcBorders>
+            <w:vAlign w:val="center"/>
+            <w:hideMark/>
+          </w:tcPr>
+          <w:p>
+            <w:pPr>
+              <w:spacing w:after="0" w:line="240" w:lineRule="auto"/>
+              <w:ind w:firstLineChars="100" w:firstLine="241"/>
+              <w:rPr>
+                <w:rFonts w:ascii="Arial" w:eastAsia="Times New Roman" w:hAnsi="Arial" w:cs="Arial"/>
+                <w:b/>
+                <w:bCs/>
+                <w:color w:val="1F1F1F"/>
+                <w:kern w:val="0"/>
+                <w:lang w:val="es-MX" w:eastAsia="es-MX"/>
+                <w14:ligatures w14:val="none"/>
+              </w:rPr>
+            </w:pPr>
+            <w:r>
+              <w:rPr>
+                <w:rFonts w:ascii="Arial" w:eastAsia="Times New Roman" w:hAnsi="Arial" w:cs="Arial"/>
+                <w:b/>
+                <w:bCs/>
+                <w:color w:val="1F1F1F"/>
+                <w:kern w:val="0"/>
+                <w:lang w:val="es-MX" w:eastAsia="es-MX"/>
+                <w14:ligatures w14:val="none"/>
+              </w:rPr>
+              <w:t>15000</w:t>
+            </w:r>
+          </w:p>
+        </w:tc>
+        <w:tc>
+          <w:tcPr>
+            <w:tcW w:w="1835" w:type="dxa"/>
+            <w:tcBorders>
+              <w:top w:val="nil"/>
+              <w:left w:val="nil"/>
+              <w:bottom w:val="single" w:sz="8" w:space="0" w:color="C4C7C5"/>
+              <w:right w:val="single" w:sz="8" w:space="0" w:color="C4C7C5"/>
+            </w:tcBorders>
+            <w:vAlign w:val="center"/>
+            <w:hideMark/>
+          </w:tcPr>
+          <w:p>
+            <w:pPr>
+              <w:spacing w:after="0" w:line="240" w:lineRule="auto"/>
+              <w:ind w:firstLineChars="100" w:firstLine="241"/>
+              <w:rPr>
+                <w:rFonts w:ascii="Arial" w:eastAsia="Times New Roman" w:hAnsi="Arial" w:cs="Arial"/>
+                <w:b/>
+                <w:bCs/>
+                <w:color w:val="1F1F1F"/>
+                <w:kern w:val="0"/>
+                <w:lang w:val="es-MX" w:eastAsia="es-MX"/>
+                <w14:ligatures w14:val="none"/>
+              </w:rPr>
+            </w:pPr>
+            <w:r>
+              <w:rPr>
+                <w:rFonts w:ascii="Arial" w:eastAsia="Times New Roman" w:hAnsi="Arial" w:cs="Arial"/>
+                <w:b/>
+                <w:bCs/>
+                <w:color w:val="1F1F1F"/>
+                <w:kern w:val="0"/>
+                <w:lang w:val="es-MX" w:eastAsia="es-MX"/>
+                <w14:ligatures w14:val="none"/>
+              </w:rPr>
+              <w:t>Redes Sociales y Colectivos</w:t>
+            </w:r>
+          </w:p>
+        </w:tc>
+        <w:tc>
+          <w:tcPr>
+            <w:tcW w:w="4292" w:type="dxa"/>
+            <w:tcBorders>
+              <w:top w:val="nil"/>
+              <w:left w:val="nil"/>
+              <w:bottom w:val="single" w:sz="8" w:space="0" w:color="C4C7C5"/>
+              <w:right w:val="single" w:sz="8" w:space="0" w:color="C4C7C5"/>
+            </w:tcBorders>
+            <w:vAlign w:val="center"/>
+            <w:hideMark/>
+          </w:tcPr>
+          <w:p>
+            <w:pPr>
+              <w:spacing w:after="0" w:line="240" w:lineRule="auto"/>
+              <w:ind w:firstLineChars="100" w:firstLine="241"/>
+              <w:rPr>
+                <w:rFonts w:ascii="Arial" w:eastAsia="Times New Roman" w:hAnsi="Arial" w:cs="Arial"/>
+                <w:b/>
+                <w:bCs/>
+                <w:color w:val="FF0000"/>
+                <w:kern w:val="0"/>
+                <w:lang w:val="es-MX" w:eastAsia="es-MX"/>
+                <w14:ligatures w14:val="none"/>
+              </w:rPr>
+            </w:pPr>
+            <w:r>
+              <w:rPr>
+                <w:rFonts w:ascii="Arial" w:eastAsia="Times New Roman" w:hAnsi="Arial" w:cs="Arial"/>
+                <w:b/>
+                <w:bCs/>
+                <w:color w:val="FF0000"/>
+                <w:kern w:val="0"/>
+                <w:lang w:val="es-MX" w:eastAsia="es-MX"/>
+                <w14:ligatures w14:val="none"/>
+              </w:rPr>
+              <w:t>53,6%</w:t>
+            </w:r>
+          </w:p>
+        </w:tc>
+      </w:tr>
+      <w:tr>
+        <w:trPr>
+          <w:trHeight w:val="1076"/>
+        </w:trPr>
+        <w:tc>
+          <w:tcPr>
+            <w:tcW w:w="2300" w:type="dxa"/>
+            <w:tcBorders>
+              <w:top w:val="nil"/>
+              <w:left w:val="single" w:sz="8" w:space="0" w:color="C4C7C5"/>
+              <w:bottom w:val="single" w:sz="8" w:space="0" w:color="C4C7C5"/>
+              <w:right w:val="single" w:sz="8" w:space="0" w:color="C4C7C5"/>
+            </w:tcBorders>
+            <w:vAlign w:val="center"/>
+            <w:hideMark/>
+          </w:tcPr>
+          <w:p>
+            <w:pPr>
+              <w:spacing w:after="0" w:line="240" w:lineRule="auto"/>
+              <w:ind w:firstLineChars="100" w:firstLine="241"/>
+              <w:rPr>
+                <w:rFonts w:ascii="Arial" w:eastAsia="Times New Roman" w:hAnsi="Arial" w:cs="Arial"/>
+                <w:b/>
+                <w:bCs/>
+                <w:color w:val="1F1F1F"/>
+                <w:kern w:val="0"/>
+                <w:lang w:val="es-MX" w:eastAsia="es-MX"/>
+                <w14:ligatures w14:val="none"/>
+              </w:rPr>
+            </w:pPr>
+            <w:r>
+              <w:rPr>
+                <w:rFonts w:ascii="Arial" w:eastAsia="Times New Roman" w:hAnsi="Arial" w:cs="Arial"/>
+                <w:b/>
+                <w:bCs/>
+                <w:color w:val="1F1F1F"/>
+                <w:kern w:val="0"/>
+                <w:lang w:val="es-MX" w:eastAsia="es-MX"/>
+                <w14:ligatures w14:val="none"/>
+              </w:rPr>
+              <w:t>TOTAL,</w:t>
+            </w:r>
+            <w:r>
+              <w:rPr>
+                <w:rFonts w:ascii="Arial" w:eastAsia="Times New Roman" w:hAnsi="Arial" w:cs="Arial"/>
+                <w:b/>
+                <w:bCs/>
+                <w:color w:val="1F1F1F"/>
+                <w:kern w:val="0"/>
+                <w:lang w:val="es-MX" w:eastAsia="es-MX"/>
+                <w14:ligatures w14:val="none"/>
+              </w:rPr>
+              <w:t xml:space="preserve"> ESTIMADO BOGOTA</w:t>
+            </w:r>
+          </w:p>
+        </w:tc>
+        <w:tc>
+          <w:tcPr>
+            <w:tcW w:w="1354" w:type="dxa"/>
+            <w:tcBorders>
+              <w:top w:val="nil"/>
+              <w:left w:val="nil"/>
+              <w:bottom w:val="single" w:sz="8" w:space="0" w:color="C4C7C5"/>
+              <w:right w:val="single" w:sz="8" w:space="0" w:color="C4C7C5"/>
+            </w:tcBorders>
+            <w:vAlign w:val="center"/>
+            <w:hideMark/>
+          </w:tcPr>
+          <w:p>
+            <w:pPr>
+              <w:spacing w:after="0" w:line="240" w:lineRule="auto"/>
+              <w:ind w:firstLineChars="100" w:firstLine="241"/>
+              <w:rPr>
+                <w:rFonts w:ascii="Arial" w:eastAsia="Times New Roman" w:hAnsi="Arial" w:cs="Arial"/>
+                <w:b/>
+                <w:bCs/>
+                <w:color w:val="1F1F1F"/>
+                <w:kern w:val="0"/>
+                <w:lang w:val="es-MX" w:eastAsia="es-MX"/>
+                <w14:ligatures w14:val="none"/>
+              </w:rPr>
+            </w:pPr>
+            <w:r>
+              <w:rPr>
+                <w:rFonts w:ascii="Arial" w:eastAsia="Times New Roman" w:hAnsi="Arial" w:cs="Arial"/>
+                <w:b/>
+                <w:bCs/>
+                <w:color w:val="1F1F1F"/>
+                <w:kern w:val="0"/>
+                <w:lang w:val="es-MX" w:eastAsia="es-MX"/>
+                <w14:ligatures w14:val="none"/>
+              </w:rPr>
+              <w:t>28000</w:t>
+            </w:r>
+          </w:p>
+        </w:tc>
+        <w:tc>
+          <w:tcPr>
+            <w:tcW w:w="1835" w:type="dxa"/>
+            <w:tcBorders>
+              <w:top w:val="nil"/>
+              <w:left w:val="nil"/>
+              <w:bottom w:val="single" w:sz="8" w:space="0" w:color="C4C7C5"/>
+              <w:right w:val="single" w:sz="8" w:space="0" w:color="C4C7C5"/>
+            </w:tcBorders>
+            <w:vAlign w:val="center"/>
+            <w:hideMark/>
+          </w:tcPr>
+          <w:p>
+            <w:pPr>
+              <w:spacing w:after="0" w:line="240" w:lineRule="auto"/>
+              <w:ind w:firstLineChars="100" w:firstLine="241"/>
+              <w:rPr>
+                <w:rFonts w:ascii="Arial" w:eastAsia="Times New Roman" w:hAnsi="Arial" w:cs="Arial"/>
+                <w:b/>
+                <w:bCs/>
+                <w:color w:val="1F1F1F"/>
+                <w:kern w:val="0"/>
+                <w:lang w:val="es-MX" w:eastAsia="es-MX"/>
+                <w14:ligatures w14:val="none"/>
+              </w:rPr>
+            </w:pPr>
+            <w:r>
+              <w:rPr>
+                <w:rFonts w:ascii="Arial" w:eastAsia="Times New Roman" w:hAnsi="Arial" w:cs="Arial"/>
+                <w:b/>
+                <w:bCs/>
+                <w:color w:val="1F1F1F"/>
+                <w:kern w:val="0"/>
+                <w:lang w:val="es-MX" w:eastAsia="es-MX"/>
+                <w14:ligatures w14:val="none"/>
+              </w:rPr>
+              <w:t>Consolidado General</w:t>
+            </w:r>
+          </w:p>
+        </w:tc>
+        <w:tc>
+          <w:tcPr>
+            <w:tcW w:w="4292" w:type="dxa"/>
+            <w:tcBorders>
+              <w:top w:val="nil"/>
+              <w:left w:val="nil"/>
+              <w:bottom w:val="single" w:sz="8" w:space="0" w:color="C4C7C5"/>
+              <w:right w:val="single" w:sz="8" w:space="0" w:color="C4C7C5"/>
+            </w:tcBorders>
+            <w:vAlign w:val="center"/>
+            <w:hideMark/>
+          </w:tcPr>
+          <w:p>
+            <w:pPr>
+              <w:spacing w:after="0" w:line="240" w:lineRule="auto"/>
+              <w:ind w:firstLineChars="100" w:firstLine="241"/>
+              <w:rPr>
+                <w:rFonts w:ascii="Arial" w:eastAsia="Times New Roman" w:hAnsi="Arial" w:cs="Arial"/>
+                <w:b/>
+                <w:bCs/>
+                <w:color w:val="FF0000"/>
+                <w:kern w:val="0"/>
+                <w:lang w:val="es-MX" w:eastAsia="es-MX"/>
+                <w14:ligatures w14:val="none"/>
+              </w:rPr>
+            </w:pPr>
+            <w:r>
+              <w:rPr>
+                <w:rFonts w:ascii="Arial" w:eastAsia="Times New Roman" w:hAnsi="Arial" w:cs="Arial"/>
+                <w:b/>
+                <w:bCs/>
+                <w:color w:val="FF0000"/>
+                <w:kern w:val="0"/>
+                <w:lang w:val="es-MX" w:eastAsia="es-MX"/>
+                <w14:ligatures w14:val="none"/>
+              </w:rPr>
+              <w:t>100,0%</w:t>
+            </w:r>
+          </w:p>
+        </w:tc>
+      </w:tr>
+    </w:tbl>
     <w:p>
       <w:pPr>
         <w:rPr>
           <w:rFonts w:asciiTheme="majorHAnsi" w:hAnsiTheme="majorHAnsi" w:cstheme="majorHAnsi"/>
         </w:rPr>
       </w:pPr>
-      <w:r>
+    </w:p>
+    <w:p>
+      <w:pPr>
         <w:rPr>
           <w:rFonts w:asciiTheme="majorHAnsi" w:hAnsiTheme="majorHAnsi" w:cstheme="majorHAnsi"/>
         </w:rPr>
-        <w:t>Desarrollar una plataforma digital enfocada en Bogotá D.C. que permita a usuarios registrados reportar y localizar mascotas y objetos extraviados, integrando herramientas de geolocalización, mensajería segura y verificación de identidad para garantizar la confiabilidad de la información.</w:t>
-      </w:r>
+      </w:pPr>
+    </w:p>
+    <w:p>
+      <w:pPr>
+        <w:rPr>
+          <w:rFonts w:asciiTheme="majorHAnsi" w:hAnsiTheme="majorHAnsi" w:cstheme="majorHAnsi"/>
+        </w:rPr>
+      </w:pPr>
+    </w:p>
+    <w:p>
+      <w:pPr>
+        <w:rPr>
+          <w:rFonts w:asciiTheme="majorHAnsi" w:hAnsiTheme="majorHAnsi" w:cstheme="majorHAnsi"/>
+        </w:rPr>
+      </w:pPr>
+    </w:p>
+    <w:p>
+      <w:pPr>
+        <w:rPr>
+          <w:rFonts w:asciiTheme="majorHAnsi" w:hAnsiTheme="majorHAnsi" w:cstheme="majorHAnsi"/>
+        </w:rPr>
+      </w:pPr>
+    </w:p>
+    <w:p>
+      <w:pPr>
+        <w:rPr>
+          <w:rFonts w:asciiTheme="majorHAnsi" w:hAnsiTheme="majorHAnsi" w:cstheme="majorHAnsi"/>
+        </w:rPr>
+      </w:pPr>
+    </w:p>
+    <w:p>
+      <w:pPr>
+        <w:rPr>
+          <w:rFonts w:asciiTheme="majorHAnsi" w:hAnsiTheme="majorHAnsi" w:cstheme="majorHAnsi"/>
+        </w:rPr>
+      </w:pPr>
+    </w:p>
+    <w:p>
+      <w:pPr>
+        <w:rPr>
+          <w:rFonts w:asciiTheme="majorHAnsi" w:hAnsiTheme="majorHAnsi" w:cstheme="majorHAnsi"/>
+        </w:rPr>
+      </w:pPr>
+    </w:p>
+    <w:p>
+      <w:pPr>
+        <w:rPr>
+          <w:rFonts w:asciiTheme="majorHAnsi" w:hAnsiTheme="majorHAnsi" w:cstheme="majorHAnsi"/>
+        </w:rPr>
+      </w:pPr>
+    </w:p>
+    <w:p>
+      <w:pPr>
+        <w:rPr>
+          <w:rFonts w:asciiTheme="majorHAnsi" w:hAnsiTheme="majorHAnsi" w:cstheme="majorHAnsi"/>
+        </w:rPr>
+      </w:pPr>
+    </w:p>
+    <w:p>
+      <w:pPr>
+        <w:rPr>
+          <w:rFonts w:asciiTheme="majorHAnsi" w:hAnsiTheme="majorHAnsi" w:cstheme="majorHAnsi"/>
+        </w:rPr>
+      </w:pPr>
+    </w:p>
+    <w:p>
+      <w:pPr>
+        <w:rPr>
+          <w:rFonts w:asciiTheme="majorHAnsi" w:hAnsiTheme="majorHAnsi" w:cstheme="majorHAnsi"/>
+        </w:rPr>
+      </w:pPr>
+    </w:p>
+    <w:p>
+      <w:pPr>
+        <w:rPr>
+          <w:rFonts w:asciiTheme="majorHAnsi" w:hAnsiTheme="majorHAnsi" w:cstheme="majorHAnsi"/>
+        </w:rPr>
+      </w:pPr>
     </w:p>
     <w:p>
       <w:pPr>
@@ -1071,6 +2439,7 @@
   <w:style w:type="character" w:default="1" w:styleId="Fuentedeprrafopredeter">
     <w:name w:val="Default Paragraph Font"/>
     <w:uiPriority w:val="1"/>
+    <w:semiHidden/>
     <w:unhideWhenUsed/>
   </w:style>
   <w:style w:type="table" w:default="1" w:styleId="Tablanormal">
